--- a/hx_website_brief.docx
+++ b/hx_website_brief.docx
@@ -771,6 +771,34 @@
         <w:t>This prefix is set in index.html before submission to Web3Forms. After republishing, submit a test enquiry and verify that the received email subject starts with hx_website_enquiry_.</w:t>
       </w:r>
     </w:p>
+    <w:p>
+      <w:pPr>
+        <w:pStyle w:val="Heading1"/>
+      </w:pPr>
+      <w:r>
+        <w:t>15. Web3Forms key confirmation and reception routing</w:t>
+      </w:r>
+    </w:p>
+    <w:p>
+      <w:r>
+        <w:t>Confirmed form access key in index.html: 14a6b49c-8a4a-4dec-964f-9e1b5e556749. The user supplied this key again on 10 October 2026; no key rotation was necessary because it matches the existing configuration.</w:t>
+      </w:r>
+    </w:p>
+    <w:p>
+      <w:r>
+        <w:t>Intended recipient mailbox: board@holidayexplorers.com.au. Web3Forms routes enquiries to the mailbox associated with the access key. The HTML form does not independently establish or verify that association; confirm the mailbox in Web3Forms and test delivery.</w:t>
+      </w:r>
+    </w:p>
+    <w:p>
+      <w:r>
+        <w:t>Configured subject: hx_website_enquiry_New enquiry from Holiday Explorers website. The fixed hx_website_enquiry_ prefix is retained.</w:t>
+      </w:r>
+    </w:p>
+    <w:p>
+      <w:r>
+        <w:t>Verification procedure: Publish the latest index.html through the GitHub repository, submit a test enquiry from the public site, and confirm that the board mailbox receives it with the expected subject. Check junk/spam and Web3Forms account verification if necessary.</w:t>
+      </w:r>
+    </w:p>
     <w:sectPr>
       <w:pgSz w:w="12240" w:h="15840"/>
       <w:pgMar w:top="936" w:right="1152" w:bottom="936" w:left="1152" w:header="720" w:footer="720" w:gutter="0"/>
